--- a/pdf2word/San_Pham/Toan10_C5_Bai3_HDG.docx
+++ b/pdf2word/San_Pham/Toan10_C5_Bai3_HDG.docx
@@ -15114,7 +15114,7 @@
           <w:rFonts w:ascii="Times New Roman" w:hAnsi="Times New Roman"/>
           <w:sz w:val="22"/>
         </w:rPr>
-        <w:t xml:space="preserve">**Bài 22.** Cho biểu đồ biểu diễn kết quả học tập của học sinh qua một bài kiểm tra:</w:t>
+        <w:t xml:space="preserve">**Bài 22.** Cho biểu đồ biểu diễn kết quả học tập của học sinh trong một lớp qua một bài kiểm tra:</w:t>
       </w:r>
       <w:r>
         <w:rPr>
@@ -15144,15 +15144,55 @@
           <w:rFonts w:ascii="Times New Roman" w:hAnsi="Times New Roman"/>
           <w:sz w:val="22"/>
         </w:rPr>
-        <w:t xml:space="preserve">*[Biểu đồ tần số xem trong bản PDF]*</w:t>
-      </w:r>
-      <w:r>
-        <w:rPr>
-          <w:rFonts w:ascii="Times New Roman" w:hAnsi="Times New Roman"/>
-          <w:sz w:val="22"/>
-        </w:rPr>
-        <w:br/>
-      </w:r>
+        <w:t xml:space="preserve">    </w:t>
+      </w:r>
+    </w:p>
+    <w:p>
+      <w:pPr>
+        <w:pStyle w:val="FirstParagraph"/>
+        <w:spacing w:before="60" w:after="60" w:line="240" w:lineRule="auto"/>
+        <w:jc w:val="center"/>
+      </w:pPr>
+      <w:r/>
+      <w:r>
+        <w:drawing>
+          <wp:inline>
+            <wp:extent cx="4320000" cy="3116065"/>
+            <wp:docPr id="1" name="Picture 1"/>
+            <wp:cNvGraphicFramePr>
+              <a:graphicFrameLocks noChangeAspect="1"/>
+            </wp:cNvGraphicFramePr>
+            <a:graphic>
+              <a:graphicData uri="http://schemas.openxmlformats.org/drawingml/2006/picture">
+                <pic:pic>
+                  <pic:nvPicPr>
+                    <pic:cNvPr id="0" name="hinh_bai22_c5_b3.png"/>
+                    <pic:cNvPicPr/>
+                  </pic:nvPicPr>
+                  <pic:blipFill>
+                    <a:blip r:embed="rId10"/>
+                    <a:stretch>
+                      <a:fillRect/>
+                    </a:stretch>
+                  </pic:blipFill>
+                  <pic:spPr>
+                    <a:xfrm>
+                      <a:off x="0" y="0"/>
+                      <a:ext cx="4320000" cy="3116065"/>
+                    </a:xfrm>
+                    <a:prstGeom prst="rect"/>
+                  </pic:spPr>
+                </pic:pic>
+              </a:graphicData>
+            </a:graphic>
+          </wp:inline>
+        </w:drawing>
+      </w:r>
+    </w:p>
+    <w:p>
+      <w:pPr>
+        <w:pStyle w:val="SourceCode"/>
+      </w:pPr>
       <w:r>
         <w:rPr>
           <w:rStyle w:val="VerbatimChar"/>
@@ -15160,6 +15200,21 @@
           <w:sz w:val="22"/>
         </w:rPr>
         <w:t xml:space="preserve">\end{center}</w:t>
+      </w:r>
+      <w:r>
+        <w:rPr>
+          <w:rFonts w:ascii="Times New Roman" w:hAnsi="Times New Roman"/>
+          <w:sz w:val="22"/>
+        </w:rPr>
+        <w:br/>
+      </w:r>
+      <w:r>
+        <w:rPr>
+          <w:rStyle w:val="VerbatimChar"/>
+          <w:rFonts w:ascii="Times New Roman" w:hAnsi="Times New Roman"/>
+          <w:sz w:val="22"/>
+        </w:rPr>
+        <w:t xml:space="preserve">Từ biểu đồ trên hãy:</w:t>
       </w:r>
       <w:r>
         <w:rPr>
@@ -15197,7 +15252,7 @@
           <w:rFonts w:ascii="Times New Roman" w:hAnsi="Times New Roman"/>
           <w:sz w:val="22"/>
         </w:rPr>
-        <w:t xml:space="preserve">Viết mẫu số liệu thống kê kết quả học tập từ biểu đồ đã cho.</w:t>
+        <w:t xml:space="preserve">Viết mẫu số liệu thống kê kết quả học tập của học sinh một lớp nhận được từ biểu đồ đã cho.</w:t>
       </w:r>
     </w:p>
     <w:p>
@@ -15213,7 +15268,7 @@
           <w:rFonts w:ascii="Times New Roman" w:hAnsi="Times New Roman"/>
           <w:sz w:val="22"/>
         </w:rPr>
-        <w:t xml:space="preserve">Tìm khoảng biến thiên của mẫu số liệu.</w:t>
+        <w:t xml:space="preserve">Tìm khoảng biến thiên của mẫu số liệu đó.</w:t>
       </w:r>
     </w:p>
     <w:p>
@@ -15229,7 +15284,7 @@
           <w:rFonts w:ascii="Times New Roman" w:hAnsi="Times New Roman"/>
           <w:sz w:val="22"/>
         </w:rPr>
-        <w:t xml:space="preserve">Tìm khoảng tứ phân vị trong mẫu số liệu.</w:t>
+        <w:t xml:space="preserve">Tìm khoảng tứ phân vị trong mẫu số liệu đó.</w:t>
       </w:r>
     </w:p>
     <w:p>
@@ -15245,7 +15300,7 @@
           <w:rFonts w:ascii="Times New Roman" w:hAnsi="Times New Roman"/>
           <w:sz w:val="22"/>
         </w:rPr>
-        <w:t xml:space="preserve">Tính phương sai và độ lệch chuẩn của mẫu số liệu.</w:t>
+        <w:t xml:space="preserve">Tính phương sai và độ lệch chuẩn của mẫu số liệu đó.</w:t>
       </w:r>
     </w:p>
     <w:p>
@@ -15276,7 +15331,147 @@
           <w:rFonts w:ascii="Times New Roman" w:hAnsi="Times New Roman"/>
           <w:sz w:val="22"/>
         </w:rPr>
-        <w:t xml:space="preserve">Từ biểu đồ ta có bảng tần số:</w:t>
+        <w:t xml:space="preserve">Từ biểu đồ ta có bảng phân bố tần số kết quả học tập của học sinh:</w:t>
+      </w:r>
+    </w:p>
+    <w:p>
+      <w:pPr>
+        <w:pStyle w:val="BodyText"/>
+        <w:numPr>
+          <w:ilvl w:val="0"/>
+          <w:numId w:val="1000"/>
+        </w:numPr>
+      </w:pPr>
+      <w:r>
+        <w:rPr>
+          <w:rFonts w:ascii="Times New Roman" w:hAnsi="Times New Roman"/>
+          <w:i/>
+          <w:iCs/>
+          <w:sz w:val="22"/>
+        </w:rPr>
+        <w:t xml:space="preserve">(Lưu ý: tại điểm</w:t>
+      </w:r>
+      <w:r>
+        <w:rPr>
+          <w:rFonts w:ascii="Times New Roman" w:hAnsi="Times New Roman"/>
+          <w:i/>
+          <w:iCs/>
+          <w:sz w:val="22"/>
+        </w:rPr>
+        <w:t xml:space="preserve"> </w:t>
+      </w:r>
+      <m:oMath>
+        <m:r>
+          <m:t>x</m:t>
+        </m:r>
+        <m:r>
+          <m:rPr>
+            <m:sty m:val="p"/>
+          </m:rPr>
+          <m:t>=</m:t>
+        </m:r>
+        <m:r>
+          <m:t>1</m:t>
+        </m:r>
+      </m:oMath>
+      <w:r>
+        <w:rPr>
+          <w:rFonts w:ascii="Times New Roman" w:hAnsi="Times New Roman"/>
+          <w:i/>
+          <w:iCs/>
+          <w:sz w:val="22"/>
+        </w:rPr>
+        <w:t xml:space="preserve">, tần số</w:t>
+      </w:r>
+      <w:r>
+        <w:rPr>
+          <w:rFonts w:ascii="Times New Roman" w:hAnsi="Times New Roman"/>
+          <w:i/>
+          <w:iCs/>
+          <w:sz w:val="22"/>
+        </w:rPr>
+        <w:t xml:space="preserve"> </w:t>
+      </w:r>
+      <m:oMath>
+        <m:r>
+          <m:t>m</m:t>
+        </m:r>
+        <m:r>
+          <m:rPr>
+            <m:sty m:val="p"/>
+          </m:rPr>
+          <m:t>=</m:t>
+        </m:r>
+        <m:r>
+          <m:t>0</m:t>
+        </m:r>
+      </m:oMath>
+      <w:r>
+        <w:rPr>
+          <w:rFonts w:ascii="Times New Roman" w:hAnsi="Times New Roman"/>
+          <w:i/>
+          <w:iCs/>
+          <w:sz w:val="22"/>
+        </w:rPr>
+        <w:t xml:space="preserve"> </w:t>
+      </w:r>
+      <w:r>
+        <w:rPr>
+          <w:rFonts w:ascii="Times New Roman" w:hAnsi="Times New Roman"/>
+          <w:i/>
+          <w:iCs/>
+          <w:sz w:val="22"/>
+        </w:rPr>
+        <w:t xml:space="preserve">nên có thể bỏ qua hoặc ghi tần số 0)</w:t>
+      </w:r>
+      <w:r>
+        <w:rPr>
+          <w:rFonts w:ascii="Times New Roman" w:hAnsi="Times New Roman"/>
+          <w:sz w:val="22"/>
+        </w:rPr>
+        <w:t xml:space="preserve">.\</w:t>
+      </w:r>
+      <w:r>
+        <w:rPr>
+          <w:rFonts w:ascii="Times New Roman" w:hAnsi="Times New Roman"/>
+          <w:sz w:val="22"/>
+        </w:rPr>
+        <w:t xml:space="preserve"> </w:t>
+      </w:r>
+      <w:r>
+        <w:rPr>
+          <w:rFonts w:ascii="Times New Roman" w:hAnsi="Times New Roman"/>
+          <w:sz w:val="22"/>
+        </w:rPr>
+        <w:t xml:space="preserve">Tổng số học sinh tham gia kiểm tra là</w:t>
+      </w:r>
+      <w:r>
+        <w:rPr>
+          <w:rFonts w:ascii="Times New Roman" w:hAnsi="Times New Roman"/>
+          <w:sz w:val="22"/>
+        </w:rPr>
+        <w:t xml:space="preserve"> </w:t>
+      </w:r>
+      <m:oMath>
+        <m:r>
+          <m:t>n</m:t>
+        </m:r>
+        <m:r>
+          <m:rPr>
+            <m:sty m:val="p"/>
+          </m:rPr>
+          <m:t>=</m:t>
+        </m:r>
+        <m:r>
+          <m:t>33</m:t>
+        </m:r>
+      </m:oMath>
+      <w:r>
+        <w:rPr>
+          <w:rFonts w:ascii="Times New Roman" w:hAnsi="Times New Roman"/>
+          <w:sz w:val="22"/>
+        </w:rPr>
+        <w:t xml:space="preserve">.</w:t>
       </w:r>
     </w:p>
     <w:p>
@@ -15292,7 +15487,7 @@
           <w:rFonts w:ascii="Times New Roman" w:hAnsi="Times New Roman"/>
           <w:sz w:val="22"/>
         </w:rPr>
-        <w:t xml:space="preserve">Khoảng biến thiên:</w:t>
+        <w:t xml:space="preserve">Khoảng biến thiên của mẫu số liệu:</w:t>
       </w:r>
       <w:r>
         <w:rPr>
@@ -15301,51 +15496,33 @@
         </w:rPr>
         <w:t xml:space="preserve"> </w:t>
       </w:r>
-      <m:oMath>
-        <m:r>
-          <m:t>R</m:t>
-        </m:r>
-        <m:r>
-          <m:rPr>
-            <m:sty m:val="p"/>
-          </m:rPr>
-          <m:t>=</m:t>
-        </m:r>
-        <m:r>
-          <m:t>10</m:t>
-        </m:r>
-        <m:r>
-          <m:rPr>
-            <m:sty m:val="p"/>
-          </m:rPr>
-          <m:t>−</m:t>
-        </m:r>
-        <m:r>
-          <m:t>3</m:t>
-        </m:r>
-        <m:r>
-          <m:rPr>
-            <m:sty m:val="p"/>
-          </m:rPr>
-          <m:t>=</m:t>
-        </m:r>
-        <m:r>
-          <m:t>7</m:t>
-        </m:r>
-      </m:oMath>
-      <w:r>
-        <w:rPr>
-          <w:rFonts w:ascii="Times New Roman" w:hAnsi="Times New Roman"/>
-          <w:sz w:val="22"/>
-        </w:rPr>
-        <w:t xml:space="preserve"> </w:t>
-      </w:r>
-      <w:r>
-        <w:rPr>
-          <w:rFonts w:ascii="Times New Roman" w:hAnsi="Times New Roman"/>
-          <w:sz w:val="22"/>
-        </w:rPr>
-        <w:t xml:space="preserve">điểm.</w:t>
+      <w:r>
+        <w:rPr>
+          <w:rFonts w:ascii="Times New Roman" w:hAnsi="Times New Roman"/>
+          <w:sz w:val="22"/>
+        </w:rPr>
+        <w:t xml:space="preserve">[R = x_{</w:t>
+      </w:r>
+      <w:r>
+        <w:rPr>
+          <w:rFonts w:ascii="Times New Roman" w:hAnsi="Times New Roman"/>
+          <w:sz w:val="22"/>
+        </w:rPr>
+        <w:t xml:space="preserve">} - x_{</w:t>
+      </w:r>
+      <w:r>
+        <w:rPr>
+          <w:rFonts w:ascii="Times New Roman" w:hAnsi="Times New Roman"/>
+          <w:sz w:val="22"/>
+        </w:rPr>
+        <w:t xml:space="preserve">} = 10 - 2 = 8</w:t>
+      </w:r>
+      <w:r>
+        <w:rPr>
+          <w:rFonts w:ascii="Times New Roman" w:hAnsi="Times New Roman"/>
+          <w:sz w:val="22"/>
+        </w:rPr>
+        <w:t xml:space="preserve">.]</w:t>
       </w:r>
     </w:p>
     <w:p>
@@ -15374,7 +15551,7 @@
           <m:t>=</m:t>
         </m:r>
         <m:r>
-          <m:t>32</m:t>
+          <m:t>33</m:t>
         </m:r>
       </m:oMath>
       <w:r>
@@ -15382,7 +15559,300 @@
           <w:rFonts w:ascii="Times New Roman" w:hAnsi="Times New Roman"/>
           <w:sz w:val="22"/>
         </w:rPr>
-        <w:t xml:space="preserve">):</w:t>
+        <w:t xml:space="preserve"> </w:t>
+      </w:r>
+      <w:r>
+        <w:rPr>
+          <w:rFonts w:ascii="Times New Roman" w:hAnsi="Times New Roman"/>
+          <w:sz w:val="22"/>
+        </w:rPr>
+        <w:t xml:space="preserve">học sinh):</w:t>
+      </w:r>
+    </w:p>
+    <w:p>
+      <w:pPr>
+        <w:pStyle w:val="FirstParagraph"/>
+        <w:numPr>
+          <w:ilvl w:val="0"/>
+          <w:numId w:val="1024"/>
+        </w:numPr>
+      </w:pPr>
+      <w:r>
+        <w:rPr>
+          <w:rFonts w:ascii="Times New Roman" w:hAnsi="Times New Roman"/>
+          <w:sz w:val="22"/>
+        </w:rPr>
+        <w:t xml:space="preserve">Vì</w:t>
+      </w:r>
+      <w:r>
+        <w:rPr>
+          <w:rFonts w:ascii="Times New Roman" w:hAnsi="Times New Roman"/>
+          <w:sz w:val="22"/>
+        </w:rPr>
+        <w:t xml:space="preserve"> </w:t>
+      </w:r>
+      <m:oMath>
+        <m:r>
+          <m:t>n</m:t>
+        </m:r>
+        <m:r>
+          <m:rPr>
+            <m:sty m:val="p"/>
+          </m:rPr>
+          <m:t>=</m:t>
+        </m:r>
+        <m:r>
+          <m:t>33</m:t>
+        </m:r>
+      </m:oMath>
+      <w:r>
+        <w:rPr>
+          <w:rFonts w:ascii="Times New Roman" w:hAnsi="Times New Roman"/>
+          <w:sz w:val="22"/>
+        </w:rPr>
+        <w:t xml:space="preserve"> </w:t>
+      </w:r>
+      <w:r>
+        <w:rPr>
+          <w:rFonts w:ascii="Times New Roman" w:hAnsi="Times New Roman"/>
+          <w:sz w:val="22"/>
+        </w:rPr>
+        <w:t xml:space="preserve">lẻ nên trung vị</w:t>
+      </w:r>
+      <w:r>
+        <w:rPr>
+          <w:rFonts w:ascii="Times New Roman" w:hAnsi="Times New Roman"/>
+          <w:sz w:val="22"/>
+        </w:rPr>
+        <w:t xml:space="preserve"> </w:t>
+      </w:r>
+      <m:oMath>
+        <m:sSub>
+          <m:e>
+            <m:r>
+              <m:t>Q</m:t>
+            </m:r>
+          </m:e>
+          <m:sub>
+            <m:r>
+              <m:t>2</m:t>
+            </m:r>
+          </m:sub>
+        </m:sSub>
+      </m:oMath>
+      <w:r>
+        <w:rPr>
+          <w:rFonts w:ascii="Times New Roman" w:hAnsi="Times New Roman"/>
+          <w:sz w:val="22"/>
+        </w:rPr>
+        <w:t xml:space="preserve"> </w:t>
+      </w:r>
+      <w:r>
+        <w:rPr>
+          <w:rFonts w:ascii="Times New Roman" w:hAnsi="Times New Roman"/>
+          <w:sz w:val="22"/>
+        </w:rPr>
+        <w:t xml:space="preserve">là điểm của học sinh ở vị trí thứ</w:t>
+      </w:r>
+      <w:r>
+        <w:rPr>
+          <w:rFonts w:ascii="Times New Roman" w:hAnsi="Times New Roman"/>
+          <w:sz w:val="22"/>
+        </w:rPr>
+        <w:t xml:space="preserve"> </w:t>
+      </w:r>
+      <m:oMath>
+        <m:f>
+          <m:fPr>
+            <m:type m:val="bar"/>
+          </m:fPr>
+          <m:num>
+            <m:r>
+              <m:t>33</m:t>
+            </m:r>
+            <m:r>
+              <m:rPr>
+                <m:sty m:val="p"/>
+              </m:rPr>
+              <m:t>+</m:t>
+            </m:r>
+            <m:r>
+              <m:t>1</m:t>
+            </m:r>
+          </m:num>
+          <m:den>
+            <m:r>
+              <m:t>2</m:t>
+            </m:r>
+          </m:den>
+        </m:f>
+        <m:r>
+          <m:rPr>
+            <m:sty m:val="p"/>
+          </m:rPr>
+          <m:t>=</m:t>
+        </m:r>
+        <m:r>
+          <m:t>17</m:t>
+        </m:r>
+      </m:oMath>
+      <w:r>
+        <w:rPr>
+          <w:rFonts w:ascii="Times New Roman" w:hAnsi="Times New Roman"/>
+          <w:sz w:val="22"/>
+        </w:rPr>
+        <w:t xml:space="preserve">.\</w:t>
+      </w:r>
+      <w:r>
+        <w:rPr>
+          <w:rFonts w:ascii="Times New Roman" w:hAnsi="Times New Roman"/>
+          <w:sz w:val="22"/>
+        </w:rPr>
+        <w:t xml:space="preserve"> </w:t>
+      </w:r>
+      <w:r>
+        <w:rPr>
+          <w:rFonts w:ascii="Times New Roman" w:hAnsi="Times New Roman"/>
+          <w:sz w:val="22"/>
+        </w:rPr>
+        <w:t xml:space="preserve">Tần số tích lũy đến điểm 6 là</w:t>
+      </w:r>
+      <w:r>
+        <w:rPr>
+          <w:rFonts w:ascii="Times New Roman" w:hAnsi="Times New Roman"/>
+          <w:sz w:val="22"/>
+        </w:rPr>
+        <w:t xml:space="preserve"> </w:t>
+      </w:r>
+      <m:oMath>
+        <m:r>
+          <m:t>1</m:t>
+        </m:r>
+        <m:r>
+          <m:rPr>
+            <m:sty m:val="p"/>
+          </m:rPr>
+          <m:t>+</m:t>
+        </m:r>
+        <m:r>
+          <m:t>2</m:t>
+        </m:r>
+        <m:r>
+          <m:rPr>
+            <m:sty m:val="p"/>
+          </m:rPr>
+          <m:t>+</m:t>
+        </m:r>
+        <m:r>
+          <m:t>4</m:t>
+        </m:r>
+        <m:r>
+          <m:rPr>
+            <m:sty m:val="p"/>
+          </m:rPr>
+          <m:t>+</m:t>
+        </m:r>
+        <m:r>
+          <m:t>2</m:t>
+        </m:r>
+        <m:r>
+          <m:rPr>
+            <m:sty m:val="p"/>
+          </m:rPr>
+          <m:t>+</m:t>
+        </m:r>
+        <m:r>
+          <m:t>7</m:t>
+        </m:r>
+        <m:r>
+          <m:rPr>
+            <m:sty m:val="p"/>
+          </m:rPr>
+          <m:t>=</m:t>
+        </m:r>
+        <m:r>
+          <m:t>16</m:t>
+        </m:r>
+      </m:oMath>
+      <w:r>
+        <w:rPr>
+          <w:rFonts w:ascii="Times New Roman" w:hAnsi="Times New Roman"/>
+          <w:sz w:val="22"/>
+        </w:rPr>
+        <w:t xml:space="preserve"> </w:t>
+      </w:r>
+      <w:r>
+        <w:rPr>
+          <w:rFonts w:ascii="Times New Roman" w:hAnsi="Times New Roman"/>
+          <w:sz w:val="22"/>
+        </w:rPr>
+        <w:t xml:space="preserve">học sinh. Do đó học sinh thứ 17 đạt điểm 7</w:t>
+      </w:r>
+      <w:r>
+        <w:rPr>
+          <w:rFonts w:ascii="Times New Roman" w:hAnsi="Times New Roman"/>
+          <w:sz w:val="22"/>
+        </w:rPr>
+        <w:t xml:space="preserve"> </w:t>
+      </w:r>
+      <m:oMath>
+        <m:r>
+          <m:rPr>
+            <m:sty m:val="p"/>
+          </m:rPr>
+          <m:t>⟹</m:t>
+        </m:r>
+        <m:sSub>
+          <m:e>
+            <m:r>
+              <m:t>Q</m:t>
+            </m:r>
+          </m:e>
+          <m:sub>
+            <m:r>
+              <m:t>2</m:t>
+            </m:r>
+          </m:sub>
+        </m:sSub>
+        <m:r>
+          <m:rPr>
+            <m:sty m:val="p"/>
+          </m:rPr>
+          <m:t>=</m:t>
+        </m:r>
+        <m:r>
+          <m:t>7</m:t>
+        </m:r>
+      </m:oMath>
+      <w:r>
+        <w:rPr>
+          <w:rFonts w:ascii="Times New Roman" w:hAnsi="Times New Roman"/>
+          <w:sz w:val="22"/>
+        </w:rPr>
+        <w:t xml:space="preserve"> </w:t>
+      </w:r>
+      <w:r>
+        <w:rPr>
+          <w:rFonts w:ascii="Times New Roman" w:hAnsi="Times New Roman"/>
+          <w:sz w:val="22"/>
+        </w:rPr>
+        <w:t xml:space="preserve">điểm.</w:t>
+      </w:r>
+    </w:p>
+    <w:p>
+      <w:pPr>
+        <w:pStyle w:val="FirstParagraph"/>
+        <w:numPr>
+          <w:ilvl w:val="0"/>
+          <w:numId w:val="1024"/>
+        </w:numPr>
+      </w:pPr>
+      <w:r>
+        <w:rPr>
+          <w:rFonts w:ascii="Times New Roman" w:hAnsi="Times New Roman"/>
+          <w:sz w:val="22"/>
+        </w:rPr>
+        <w:t xml:space="preserve">Nửa dãy phía dưới gồm 16 học sinh đầu (từ vị trí 1 đến 16). Tứ phân vị thứ nhất</w:t>
       </w:r>
       <w:r>
         <w:rPr>
@@ -15404,6 +15874,47 @@
             </m:r>
           </m:sub>
         </m:sSub>
+      </m:oMath>
+      <w:r>
+        <w:rPr>
+          <w:rFonts w:ascii="Times New Roman" w:hAnsi="Times New Roman"/>
+          <w:sz w:val="22"/>
+        </w:rPr>
+        <w:t xml:space="preserve"> </w:t>
+      </w:r>
+      <w:r>
+        <w:rPr>
+          <w:rFonts w:ascii="Times New Roman" w:hAnsi="Times New Roman"/>
+          <w:sz w:val="22"/>
+        </w:rPr>
+        <w:t xml:space="preserve">là trung bình cộng của học sinh thứ 8 và thứ 9. Cả hai học sinh này đều đạt điểm 5</w:t>
+      </w:r>
+      <w:r>
+        <w:rPr>
+          <w:rFonts w:ascii="Times New Roman" w:hAnsi="Times New Roman"/>
+          <w:sz w:val="22"/>
+        </w:rPr>
+        <w:t xml:space="preserve"> </w:t>
+      </w:r>
+      <m:oMath>
+        <m:r>
+          <m:rPr>
+            <m:sty m:val="p"/>
+          </m:rPr>
+          <m:t>⟹</m:t>
+        </m:r>
+        <m:sSub>
+          <m:e>
+            <m:r>
+              <m:t>Q</m:t>
+            </m:r>
+          </m:e>
+          <m:sub>
+            <m:r>
+              <m:t>1</m:t>
+            </m:r>
+          </m:sub>
+        </m:sSub>
         <m:r>
           <m:rPr>
             <m:sty m:val="p"/>
@@ -15413,21 +15924,45 @@
         <m:r>
           <m:t>5</m:t>
         </m:r>
-        <m:r>
-          <m:rPr>
-            <m:sty m:val="p"/>
-          </m:rPr>
-          <m:t>,</m:t>
-        </m:r>
-        <m:r>
-          <m:t>5</m:t>
-        </m:r>
-        <m:r>
-          <m:rPr>
-            <m:sty m:val="p"/>
-          </m:rPr>
-          <m:t>,</m:t>
-        </m:r>
+      </m:oMath>
+      <w:r>
+        <w:rPr>
+          <w:rFonts w:ascii="Times New Roman" w:hAnsi="Times New Roman"/>
+          <w:sz w:val="22"/>
+        </w:rPr>
+        <w:t xml:space="preserve"> </w:t>
+      </w:r>
+      <w:r>
+        <w:rPr>
+          <w:rFonts w:ascii="Times New Roman" w:hAnsi="Times New Roman"/>
+          <w:sz w:val="22"/>
+        </w:rPr>
+        <w:t xml:space="preserve">điểm.</w:t>
+      </w:r>
+    </w:p>
+    <w:p>
+      <w:pPr>
+        <w:pStyle w:val="FirstParagraph"/>
+        <w:numPr>
+          <w:ilvl w:val="0"/>
+          <w:numId w:val="1024"/>
+        </w:numPr>
+      </w:pPr>
+      <w:r>
+        <w:rPr>
+          <w:rFonts w:ascii="Times New Roman" w:hAnsi="Times New Roman"/>
+          <w:sz w:val="22"/>
+        </w:rPr>
+        <w:t xml:space="preserve">Nửa dãy phía trên gồm 16 học sinh cuối (từ vị trí 18 đến 33). Tứ phân vị thứ ba</w:t>
+      </w:r>
+      <w:r>
+        <w:rPr>
+          <w:rFonts w:ascii="Times New Roman" w:hAnsi="Times New Roman"/>
+          <w:sz w:val="22"/>
+        </w:rPr>
+        <w:t xml:space="preserve"> </w:t>
+      </w:r>
+      <m:oMath>
         <m:sSub>
           <m:e>
             <m:r>
@@ -15440,6 +15975,34 @@
             </m:r>
           </m:sub>
         </m:sSub>
+      </m:oMath>
+      <w:r>
+        <w:rPr>
+          <w:rFonts w:ascii="Times New Roman" w:hAnsi="Times New Roman"/>
+          <w:sz w:val="22"/>
+        </w:rPr>
+        <w:t xml:space="preserve"> </w:t>
+      </w:r>
+      <w:r>
+        <w:rPr>
+          <w:rFonts w:ascii="Times New Roman" w:hAnsi="Times New Roman"/>
+          <w:sz w:val="22"/>
+        </w:rPr>
+        <w:t xml:space="preserve">là trung bình cộng của học sinh thứ 25 và thứ 26 (</w:t>
+      </w:r>
+      <m:oMath>
+        <m:r>
+          <m:t>17</m:t>
+        </m:r>
+        <m:r>
+          <m:rPr>
+            <m:sty m:val="p"/>
+          </m:rPr>
+          <m:t>+</m:t>
+        </m:r>
+        <m:r>
+          <m:t>8</m:t>
+        </m:r>
         <m:r>
           <m:rPr>
             <m:sty m:val="p"/>
@@ -15447,17 +16010,31 @@
           <m:t>=</m:t>
         </m:r>
         <m:r>
-          <m:t>7</m:t>
-        </m:r>
-        <m:r>
-          <m:rPr>
-            <m:sty m:val="p"/>
-          </m:rPr>
-          <m:t>,</m:t>
-        </m:r>
-        <m:r>
-          <m:t>5</m:t>
-        </m:r>
+          <m:t>25</m:t>
+        </m:r>
+      </m:oMath>
+      <w:r>
+        <w:rPr>
+          <w:rFonts w:ascii="Times New Roman" w:hAnsi="Times New Roman"/>
+          <w:sz w:val="22"/>
+        </w:rPr>
+        <w:t xml:space="preserve"> </w:t>
+      </w:r>
+      <w:r>
+        <w:rPr>
+          <w:rFonts w:ascii="Times New Roman" w:hAnsi="Times New Roman"/>
+          <w:sz w:val="22"/>
+        </w:rPr>
+        <w:t xml:space="preserve">và 26). Cả hai học sinh này đều đạt điểm 8</w:t>
+      </w:r>
+      <w:r>
+        <w:rPr>
+          <w:rFonts w:ascii="Times New Roman" w:hAnsi="Times New Roman"/>
+          <w:sz w:val="22"/>
+        </w:rPr>
+        <w:t xml:space="preserve"> </w:t>
+      </w:r>
+      <m:oMath>
         <m:r>
           <m:rPr>
             <m:sty m:val="p"/>
@@ -15467,15 +16044,12 @@
         <m:sSub>
           <m:e>
             <m:r>
-              <m:rPr>
-                <m:sty m:val="p"/>
-              </m:rPr>
-              <m:t>Δ</m:t>
+              <m:t>Q</m:t>
             </m:r>
           </m:e>
           <m:sub>
             <m:r>
-              <m:t>Q</m:t>
+              <m:t>3</m:t>
             </m:r>
           </m:sub>
         </m:sSub>
@@ -15486,43 +16060,7 @@
           <m:t>=</m:t>
         </m:r>
         <m:r>
-          <m:t>7</m:t>
-        </m:r>
-        <m:r>
-          <m:rPr>
-            <m:sty m:val="p"/>
-          </m:rPr>
-          <m:t>,</m:t>
-        </m:r>
-        <m:r>
-          <m:t>5</m:t>
-        </m:r>
-        <m:r>
-          <m:rPr>
-            <m:sty m:val="p"/>
-          </m:rPr>
-          <m:t>−</m:t>
-        </m:r>
-        <m:r>
-          <m:t>5</m:t>
-        </m:r>
-        <m:r>
-          <m:rPr>
-            <m:sty m:val="p"/>
-          </m:rPr>
-          <m:t>,</m:t>
-        </m:r>
-        <m:r>
-          <m:t>5</m:t>
-        </m:r>
-        <m:r>
-          <m:rPr>
-            <m:sty m:val="p"/>
-          </m:rPr>
-          <m:t>=</m:t>
-        </m:r>
-        <m:r>
-          <m:t>2</m:t>
+          <m:t>8</m:t>
         </m:r>
       </m:oMath>
       <w:r>
@@ -15543,6 +16081,38 @@
     <w:p>
       <w:pPr>
         <w:pStyle w:val="SourceCode"/>
+        <w:numPr>
+          <w:ilvl w:val="0"/>
+          <w:numId w:val="1000"/>
+        </w:numPr>
+      </w:pPr>
+      <w:r>
+        <w:rPr>
+          <w:rStyle w:val="VerbatimChar"/>
+          <w:rFonts w:ascii="Times New Roman" w:hAnsi="Times New Roman"/>
+          <w:sz w:val="22"/>
+        </w:rPr>
+        <w:t xml:space="preserve">     Khoảng tứ phân vị:</w:t>
+      </w:r>
+      <w:r>
+        <w:rPr>
+          <w:rFonts w:ascii="Times New Roman" w:hAnsi="Times New Roman"/>
+          <w:sz w:val="22"/>
+        </w:rPr>
+        <w:br/>
+      </w:r>
+      <w:r>
+        <w:rPr>
+          <w:rStyle w:val="VerbatimChar"/>
+          <w:rFonts w:ascii="Times New Roman" w:hAnsi="Times New Roman"/>
+          <w:sz w:val="22"/>
+        </w:rPr>
+        <w:t xml:space="preserve">     \[\Delta_Q = Q_3 - Q_1 = 8 - 5 = 3\text{ (điểm)}.\]</w:t>
+      </w:r>
+    </w:p>
+    <w:p>
+      <w:pPr>
+        <w:pStyle w:val="FirstParagraph"/>
         <w:numPr>
           <w:ilvl w:val="0"/>
           <w:numId w:val="1024"/>
@@ -15550,41 +16120,283 @@
       </w:pPr>
       <w:r>
         <w:rPr>
-          <w:rStyle w:val="VerbatimChar"/>
-          <w:rFonts w:ascii="Times New Roman" w:hAnsi="Times New Roman"/>
-          <w:sz w:val="22"/>
-        </w:rPr>
-        <w:t xml:space="preserve">     - Số trung bình: $\overline{x} = \dfrac{207}{32} \approx 6{,}47$ điểm.\\</w:t>
-      </w:r>
-      <w:r>
-        <w:rPr>
-          <w:rFonts w:ascii="Times New Roman" w:hAnsi="Times New Roman"/>
-          <w:sz w:val="22"/>
-        </w:rPr>
-        <w:br/>
-      </w:r>
-      <w:r>
-        <w:rPr>
-          <w:rStyle w:val="VerbatimChar"/>
-          <w:rFonts w:ascii="Times New Roman" w:hAnsi="Times New Roman"/>
-          <w:sz w:val="22"/>
-        </w:rPr>
-        <w:t xml:space="preserve">     - Phương sai: $s^2 \approx 2{,}75$.\\</w:t>
-      </w:r>
-      <w:r>
-        <w:rPr>
-          <w:rFonts w:ascii="Times New Roman" w:hAnsi="Times New Roman"/>
-          <w:sz w:val="22"/>
-        </w:rPr>
-        <w:br/>
-      </w:r>
-      <w:r>
-        <w:rPr>
-          <w:rStyle w:val="VerbatimChar"/>
-          <w:rFonts w:ascii="Times New Roman" w:hAnsi="Times New Roman"/>
-          <w:sz w:val="22"/>
-        </w:rPr>
-        <w:t xml:space="preserve">     - Độ lệch chuẩn: $s = \sqrt{2{,}75} \approx 1{,}66$ điểm.</w:t>
+          <w:rFonts w:ascii="Times New Roman" w:hAnsi="Times New Roman"/>
+          <w:sz w:val="22"/>
+        </w:rPr>
+        <w:t xml:space="preserve">Số trung bình:</w:t>
+      </w:r>
+      <w:r>
+        <w:rPr>
+          <w:rFonts w:ascii="Times New Roman" w:hAnsi="Times New Roman"/>
+          <w:sz w:val="22"/>
+        </w:rPr>
+        <w:t xml:space="preserve"> </w:t>
+      </w:r>
+      <w:r>
+        <w:rPr>
+          <w:rFonts w:ascii="Times New Roman" w:hAnsi="Times New Roman"/>
+          <w:sz w:val="22"/>
+        </w:rPr>
+        <w:t xml:space="preserve">[</w:t>
+      </w:r>
+      <w:r>
+        <w:rPr>
+          <w:rFonts w:ascii="Times New Roman" w:hAnsi="Times New Roman"/>
+          <w:sz w:val="22"/>
+        </w:rPr>
+        <w:t xml:space="preserve"> </w:t>
+      </w:r>
+      <w:r>
+        <w:rPr>
+          <w:rFonts w:ascii="Times New Roman" w:hAnsi="Times New Roman"/>
+          <w:sz w:val="22"/>
+        </w:rPr>
+        <w:t xml:space="preserve">=</w:t>
+      </w:r>
+      <w:r>
+        <w:rPr>
+          <w:rFonts w:ascii="Times New Roman" w:hAnsi="Times New Roman"/>
+          <w:sz w:val="22"/>
+        </w:rPr>
+        <w:t xml:space="preserve"> </w:t>
+      </w:r>
+      <w:r>
+        <w:rPr>
+          <w:rFonts w:ascii="Times New Roman" w:hAnsi="Times New Roman"/>
+          <w:sz w:val="22"/>
+        </w:rPr>
+        <w:t xml:space="preserve"> </w:t>
+      </w:r>
+      <w:r>
+        <w:rPr>
+          <w:rFonts w:ascii="Times New Roman" w:hAnsi="Times New Roman"/>
+          <w:sz w:val="22"/>
+        </w:rPr>
+        <w:t xml:space="preserve">=</w:t>
+      </w:r>
+      <w:r>
+        <w:rPr>
+          <w:rFonts w:ascii="Times New Roman" w:hAnsi="Times New Roman"/>
+          <w:sz w:val="22"/>
+        </w:rPr>
+        <w:t xml:space="preserve"> </w:t>
+      </w:r>
+      <w:r>
+        <w:rPr>
+          <w:rFonts w:ascii="Times New Roman" w:hAnsi="Times New Roman"/>
+          <w:sz w:val="22"/>
+        </w:rPr>
+        <w:t xml:space="preserve"> </w:t>
+      </w:r>
+      <w:r>
+        <w:rPr>
+          <w:rFonts w:ascii="Times New Roman" w:hAnsi="Times New Roman"/>
+          <w:sz w:val="22"/>
+        </w:rPr>
+        <w:t xml:space="preserve">30</w:t>
+      </w:r>
+      <w:r>
+        <w:rPr>
+          <w:rFonts w:ascii="Times New Roman" w:hAnsi="Times New Roman"/>
+          <w:sz w:val="22"/>
+        </w:rPr>
+        <w:t xml:space="preserve">.]</w:t>
+      </w:r>
+      <w:r>
+        <w:rPr>
+          <w:rFonts w:ascii="Times New Roman" w:hAnsi="Times New Roman"/>
+          <w:sz w:val="22"/>
+        </w:rPr>
+        <w:t xml:space="preserve"> </w:t>
+      </w:r>
+      <w:r>
+        <w:rPr>
+          <w:rFonts w:ascii="Times New Roman" w:hAnsi="Times New Roman"/>
+          <w:sz w:val="22"/>
+        </w:rPr>
+        <w:t xml:space="preserve">Phương sai:</w:t>
+      </w:r>
+      <w:r>
+        <w:rPr>
+          <w:rFonts w:ascii="Times New Roman" w:hAnsi="Times New Roman"/>
+          <w:sz w:val="22"/>
+        </w:rPr>
+        <w:t xml:space="preserve"> </w:t>
+      </w:r>
+      <w:r>
+        <w:rPr>
+          <w:rFonts w:ascii="Times New Roman" w:hAnsi="Times New Roman"/>
+          <w:sz w:val="22"/>
+        </w:rPr>
+        <w:t xml:space="preserve">[s^2 =</w:t>
+      </w:r>
+      <w:r>
+        <w:rPr>
+          <w:rFonts w:ascii="Times New Roman" w:hAnsi="Times New Roman"/>
+          <w:sz w:val="22"/>
+        </w:rPr>
+        <w:t xml:space="preserve"> </w:t>
+      </w:r>
+      <w:r>
+        <w:rPr>
+          <w:rFonts w:ascii="Times New Roman" w:hAnsi="Times New Roman"/>
+          <w:sz w:val="22"/>
+        </w:rPr>
+        <w:t xml:space="preserve">m_i x_i^2 - (</w:t>
+      </w:r>
+      <w:r>
+        <w:rPr>
+          <w:rFonts w:ascii="Times New Roman" w:hAnsi="Times New Roman"/>
+          <w:sz w:val="22"/>
+        </w:rPr>
+        <w:t xml:space="preserve">)^2 =</w:t>
+      </w:r>
+      <w:r>
+        <w:rPr>
+          <w:rFonts w:ascii="Times New Roman" w:hAnsi="Times New Roman"/>
+          <w:sz w:val="22"/>
+        </w:rPr>
+        <w:t xml:space="preserve"> </w:t>
+      </w:r>
+      <w:r>
+        <w:rPr>
+          <w:rFonts w:ascii="Times New Roman" w:hAnsi="Times New Roman"/>
+          <w:sz w:val="22"/>
+        </w:rPr>
+        <w:t xml:space="preserve"> </w:t>
+      </w:r>
+      <w:r>
+        <w:rPr>
+          <w:rFonts w:ascii="Times New Roman" w:hAnsi="Times New Roman"/>
+          <w:sz w:val="22"/>
+        </w:rPr>
+        <w:t xml:space="preserve">-</w:t>
+      </w:r>
+      <w:r>
+        <w:rPr>
+          <w:rFonts w:ascii="Times New Roman" w:hAnsi="Times New Roman"/>
+          <w:sz w:val="22"/>
+        </w:rPr>
+        <w:t xml:space="preserve"> </w:t>
+      </w:r>
+      <w:r>
+        <w:rPr>
+          <w:rFonts w:ascii="Times New Roman" w:hAnsi="Times New Roman"/>
+          <w:sz w:val="22"/>
+        </w:rPr>
+        <w:t xml:space="preserve">(</w:t>
+      </w:r>
+      <w:r>
+        <w:rPr>
+          <w:rFonts w:ascii="Times New Roman" w:hAnsi="Times New Roman"/>
+          <w:sz w:val="22"/>
+        </w:rPr>
+        <w:t xml:space="preserve">)^2</w:t>
+      </w:r>
+      <w:r>
+        <w:rPr>
+          <w:rFonts w:ascii="Times New Roman" w:hAnsi="Times New Roman"/>
+          <w:sz w:val="22"/>
+        </w:rPr>
+        <w:t xml:space="preserve"> </w:t>
+      </w:r>
+      <w:r>
+        <w:rPr>
+          <w:rFonts w:ascii="Times New Roman" w:hAnsi="Times New Roman"/>
+          <w:sz w:val="22"/>
+        </w:rPr>
+        <w:t xml:space="preserve">2121 - 39{,}7319</w:t>
+      </w:r>
+      <w:r>
+        <w:rPr>
+          <w:rFonts w:ascii="Times New Roman" w:hAnsi="Times New Roman"/>
+          <w:sz w:val="22"/>
+        </w:rPr>
+        <w:t xml:space="preserve"> </w:t>
+      </w:r>
+      <w:r>
+        <w:rPr>
+          <w:rFonts w:ascii="Times New Roman" w:hAnsi="Times New Roman"/>
+          <w:sz w:val="22"/>
+        </w:rPr>
+        <w:t xml:space="preserve">48</w:t>
+      </w:r>
+      <w:r>
+        <w:rPr>
+          <w:rFonts w:ascii="Times New Roman" w:hAnsi="Times New Roman"/>
+          <w:sz w:val="22"/>
+        </w:rPr>
+        <w:t xml:space="preserve">^2</w:t>
+      </w:r>
+      <w:r>
+        <w:rPr>
+          <w:rFonts w:ascii="Times New Roman" w:hAnsi="Times New Roman"/>
+          <w:sz w:val="22"/>
+        </w:rPr>
+        <w:t xml:space="preserve">.]</w:t>
+      </w:r>
+      <w:r>
+        <w:rPr>
+          <w:rFonts w:ascii="Times New Roman" w:hAnsi="Times New Roman"/>
+          <w:sz w:val="22"/>
+        </w:rPr>
+        <w:t xml:space="preserve"> </w:t>
+      </w:r>
+      <w:r>
+        <w:rPr>
+          <w:rFonts w:ascii="Times New Roman" w:hAnsi="Times New Roman"/>
+          <w:sz w:val="22"/>
+        </w:rPr>
+        <w:t xml:space="preserve">Độ lệch chuẩn:</w:t>
+      </w:r>
+      <w:r>
+        <w:rPr>
+          <w:rFonts w:ascii="Times New Roman" w:hAnsi="Times New Roman"/>
+          <w:sz w:val="22"/>
+        </w:rPr>
+        <w:t xml:space="preserve"> </w:t>
+      </w:r>
+      <w:r>
+        <w:rPr>
+          <w:rFonts w:ascii="Times New Roman" w:hAnsi="Times New Roman"/>
+          <w:sz w:val="22"/>
+        </w:rPr>
+        <w:t xml:space="preserve">[s =</w:t>
+      </w:r>
+      <w:r>
+        <w:rPr>
+          <w:rFonts w:ascii="Times New Roman" w:hAnsi="Times New Roman"/>
+          <w:sz w:val="22"/>
+        </w:rPr>
+        <w:t xml:space="preserve"> </w:t>
+      </w:r>
+      <w:r>
+        <w:rPr>
+          <w:rFonts w:ascii="Times New Roman" w:hAnsi="Times New Roman"/>
+          <w:sz w:val="22"/>
+        </w:rPr>
+        <w:t xml:space="preserve"> </w:t>
+      </w:r>
+      <w:r>
+        <w:rPr>
+          <w:rFonts w:ascii="Times New Roman" w:hAnsi="Times New Roman"/>
+          <w:sz w:val="22"/>
+        </w:rPr>
+        <w:t xml:space="preserve"> </w:t>
+      </w:r>
+      <w:r>
+        <w:rPr>
+          <w:rFonts w:ascii="Times New Roman" w:hAnsi="Times New Roman"/>
+          <w:sz w:val="22"/>
+        </w:rPr>
+        <w:t xml:space="preserve">87</w:t>
+      </w:r>
+      <w:r>
+        <w:rPr>
+          <w:rFonts w:ascii="Times New Roman" w:hAnsi="Times New Roman"/>
+          <w:sz w:val="22"/>
+        </w:rPr>
+        <w:t xml:space="preserve">.]</w:t>
       </w:r>
     </w:p>
     <w:bookmarkEnd w:id="18"/>
